--- a/sections_docs/citations.docx
+++ b/sections_docs/citations.docx
@@ -2,7 +2,7 @@
 <file path=word/document.xml><?xml version="1.0" encoding="utf-8"?>
 <w:document xmlns:w="http://schemas.openxmlformats.org/wordprocessingml/2006/main" xmlns:m="http://schemas.openxmlformats.org/officeDocument/2006/math" xmlns:r="http://schemas.openxmlformats.org/officeDocument/2006/relationships" xmlns:o="urn:schemas-microsoft-com:office:office" xmlns:v="urn:schemas-microsoft-com:vml" xmlns:w10="urn:schemas-microsoft-com:office:word" xmlns:a="http://schemas.openxmlformats.org/drawingml/2006/main" xmlns:pic="http://schemas.openxmlformats.org/drawingml/2006/picture" xmlns:wp="http://schemas.openxmlformats.org/drawingml/2006/wordprocessingDrawing">
   <w:body>
-    <w:bookmarkStart w:id="117" w:name="references"/>
+    <w:bookmarkStart w:id="111" w:name="references"/>
     <w:p>
       <w:pPr>
         <w:pStyle w:val="Heading1"/>
@@ -11,7 +11,7 @@
         <w:t xml:space="preserve">References</w:t>
       </w:r>
     </w:p>
-    <w:bookmarkStart w:id="116" w:name="refs"/>
+    <w:bookmarkStart w:id="110" w:name="refs"/>
     <w:bookmarkStart w:id="21" w:name="ref-bai2026skilldag"/>
     <w:p>
       <w:pPr>
@@ -1813,19 +1813,19 @@
       </w:r>
     </w:p>
     <w:bookmarkEnd w:id="85"/>
-    <w:bookmarkStart w:id="87" w:name="ref-wang2025inducing"/>
-    <w:p>
-      <w:pPr>
-        <w:pStyle w:val="Bibliography"/>
-      </w:pPr>
-      <w:r>
-        <w:t xml:space="preserve">Wang, Zora Zhiruo, Apurva Gandhi, Graham Neubig, and Daniel Fried. 2025.</w:t>
-      </w:r>
-      <w:r>
-        <w:t xml:space="preserve"> </w:t>
-      </w:r>
-      <w:r>
-        <w:t xml:space="preserve">“Inducing Programmatic Skills for Agentic Tasks.”</w:t>
+    <w:bookmarkStart w:id="87" w:name="ref-wang2025agentworkflowmemory"/>
+    <w:p>
+      <w:pPr>
+        <w:pStyle w:val="Bibliography"/>
+      </w:pPr>
+      <w:r>
+        <w:t xml:space="preserve">Wang, Zora Zhiruo, Jiayuan Mao, Daniel Fried, and Graham Neubig. 2025.</w:t>
+      </w:r>
+      <w:r>
+        <w:t xml:space="preserve"> </w:t>
+      </w:r>
+      <w:r>
+        <w:t xml:space="preserve">“Agent Workflow Memory.”</w:t>
       </w:r>
       <w:r>
         <w:t xml:space="preserve"> </w:t>
@@ -1841,10 +1841,10 @@
           <w:i/>
           <w:iCs/>
         </w:rPr>
-        <w:t xml:space="preserve">Conference on Language Modeling</w:t>
-      </w:r>
-      <w:r>
-        <w:t xml:space="preserve">.</w:t>
+        <w:t xml:space="preserve">Proceedings of the 42nd International Conference on Machine Learning</w:t>
+      </w:r>
+      <w:r>
+        <w:t xml:space="preserve">, 267:63897–911. Proceedings of Machine Learning Research. PMLR.</w:t>
       </w:r>
       <w:r>
         <w:t xml:space="preserve"> </w:t>
@@ -1854,7 +1854,7 @@
           <w:rPr>
             <w:rStyle w:val="Hyperlink"/>
           </w:rPr>
-          <w:t xml:space="preserve">https://openreview.net/forum?id=lsAY6fWsog</w:t>
+          <w:t xml:space="preserve">https://proceedings.mlr.press/v267/wang25bx.html</w:t>
         </w:r>
       </w:hyperlink>
       <w:r>
@@ -1862,19 +1862,181 @@
       </w:r>
     </w:p>
     <w:bookmarkEnd w:id="87"/>
-    <w:bookmarkStart w:id="89" w:name="ref-wang2025agentworkflowmemory"/>
-    <w:p>
-      <w:pPr>
-        <w:pStyle w:val="Bibliography"/>
-      </w:pPr>
-      <w:r>
-        <w:t xml:space="preserve">Wang, Zora Zhiruo, Jiayuan Mao, Daniel Fried, and Graham Neubig. 2025.</w:t>
-      </w:r>
-      <w:r>
-        <w:t xml:space="preserve"> </w:t>
-      </w:r>
-      <w:r>
-        <w:t xml:space="preserve">“Agent Workflow Memory.”</w:t>
+    <w:bookmarkStart w:id="89" w:name="ref-wu2026maestro"/>
+    <w:p>
+      <w:pPr>
+        <w:pStyle w:val="Bibliography"/>
+      </w:pPr>
+      <w:r>
+        <w:t xml:space="preserve">Wu, Jinyang, Guocheng Zhai, Ruihan Jin, Yuhao Shen, Zhengxi Lu, Fan Zhang, Haoran Luo, Zheng Lian, Zhengqi Wen, and Jianhua Tao. 2026.</w:t>
+      </w:r>
+      <w:r>
+        <w:t xml:space="preserve"> </w:t>
+      </w:r>
+      <w:r>
+        <w:t xml:space="preserve">“</w:t>
+      </w:r>
+      <w:r>
+        <w:t xml:space="preserve">Maestro</w:t>
+      </w:r>
+      <w:r>
+        <w:t xml:space="preserve">: Reinforcement Learning to Orchestrate Hierarchical Model-Skill Ensembles.”</w:t>
+      </w:r>
+      <w:r>
+        <w:t xml:space="preserve"> </w:t>
+      </w:r>
+      <w:hyperlink r:id="rId88">
+        <w:r>
+          <w:rPr>
+            <w:rStyle w:val="Hyperlink"/>
+          </w:rPr>
+          <w:t xml:space="preserve">https://arxiv.org/abs/2605.22177</w:t>
+        </w:r>
+      </w:hyperlink>
+      <w:r>
+        <w:t xml:space="preserve">.</w:t>
+      </w:r>
+    </w:p>
+    <w:bookmarkEnd w:id="89"/>
+    <w:bookmarkStart w:id="91" w:name="ref-xia2026skillrl"/>
+    <w:p>
+      <w:pPr>
+        <w:pStyle w:val="Bibliography"/>
+      </w:pPr>
+      <w:r>
+        <w:t xml:space="preserve">Xia, Peng, Jianwen Chen, Hanyang Wang, Jiaqi Liu, Kaide Zeng, Yu Wang, Siwei Han, et al. 2026.</w:t>
+      </w:r>
+      <w:r>
+        <w:t xml:space="preserve"> </w:t>
+      </w:r>
+      <w:r>
+        <w:t xml:space="preserve">“</w:t>
+      </w:r>
+      <w:r>
+        <w:t xml:space="preserve">SkillRL</w:t>
+      </w:r>
+      <w:r>
+        <w:t xml:space="preserve">: Evolving Agents via Recursive Skill-Augmented Reinforcement Learning.”</w:t>
+      </w:r>
+      <w:r>
+        <w:t xml:space="preserve"> </w:t>
+      </w:r>
+      <w:hyperlink r:id="rId90">
+        <w:r>
+          <w:rPr>
+            <w:rStyle w:val="Hyperlink"/>
+          </w:rPr>
+          <w:t xml:space="preserve">https://arxiv.org/abs/2602.08234</w:t>
+        </w:r>
+      </w:hyperlink>
+      <w:r>
+        <w:t xml:space="preserve">.</w:t>
+      </w:r>
+    </w:p>
+    <w:bookmarkEnd w:id="91"/>
+    <w:bookmarkStart w:id="93" w:name="ref-xia2026grasp"/>
+    <w:p>
+      <w:pPr>
+        <w:pStyle w:val="Bibliography"/>
+      </w:pPr>
+      <w:r>
+        <w:t xml:space="preserve">Xia, Tianle, Lingxiang Hu, Yiding Sun, Ming Xu, Lan Xu, Siying Wang, Wei Xu, and Jie Jiang. 2026.</w:t>
+      </w:r>
+      <w:r>
+        <w:t xml:space="preserve"> </w:t>
+      </w:r>
+      <w:r>
+        <w:t xml:space="preserve">“</w:t>
+      </w:r>
+      <w:r>
+        <w:t xml:space="preserve">GraSP</w:t>
+      </w:r>
+      <w:r>
+        <w:t xml:space="preserve">: Graph-Structured Skill Compositions for</w:t>
+      </w:r>
+      <w:r>
+        <w:t xml:space="preserve"> </w:t>
+      </w:r>
+      <w:r>
+        <w:t xml:space="preserve">LLM</w:t>
+      </w:r>
+      <w:r>
+        <w:t xml:space="preserve"> </w:t>
+      </w:r>
+      <w:r>
+        <w:t xml:space="preserve">Agents.”</w:t>
+      </w:r>
+      <w:r>
+        <w:t xml:space="preserve"> </w:t>
+      </w:r>
+      <w:hyperlink r:id="rId92">
+        <w:r>
+          <w:rPr>
+            <w:rStyle w:val="Hyperlink"/>
+          </w:rPr>
+          <w:t xml:space="preserve">https://arxiv.org/abs/2604.17870</w:t>
+        </w:r>
+      </w:hyperlink>
+      <w:r>
+        <w:t xml:space="preserve">.</w:t>
+      </w:r>
+    </w:p>
+    <w:bookmarkEnd w:id="93"/>
+    <w:bookmarkStart w:id="95" w:name="Xe95004eb6426d0de4e78327802c5fca6ef3a610"/>
+    <w:p>
+      <w:pPr>
+        <w:pStyle w:val="Bibliography"/>
+      </w:pPr>
+      <w:r>
+        <w:t xml:space="preserve">Xiao, Jinying, Bin Li, Xiaopeng Li, Jianling Li, Jiacheng Jie, Xiaodong Liu, Ma Jun, Chao Wang, Nyima Tashi, and Jie Yu. 2026.</w:t>
+      </w:r>
+      <w:r>
+        <w:t xml:space="preserve"> </w:t>
+      </w:r>
+      <w:r>
+        <w:t xml:space="preserve">“</w:t>
+      </w:r>
+      <w:r>
+        <w:t xml:space="preserve">SkillSight</w:t>
+      </w:r>
+      <w:r>
+        <w:t xml:space="preserve">: Calibrating Generic Content Bias for Skill Retrieval.”</w:t>
+      </w:r>
+      <w:r>
+        <w:t xml:space="preserve"> </w:t>
+      </w:r>
+      <w:hyperlink r:id="rId94">
+        <w:r>
+          <w:rPr>
+            <w:rStyle w:val="Hyperlink"/>
+          </w:rPr>
+          <w:t xml:space="preserve">https://arxiv.org/abs/2607.18785</w:t>
+        </w:r>
+      </w:hyperlink>
+      <w:r>
+        <w:t xml:space="preserve">.</w:t>
+      </w:r>
+    </w:p>
+    <w:bookmarkEnd w:id="95"/>
+    <w:bookmarkStart w:id="97" w:name="ref-zhang2026memskill"/>
+    <w:p>
+      <w:pPr>
+        <w:pStyle w:val="Bibliography"/>
+      </w:pPr>
+      <w:r>
+        <w:t xml:space="preserve">Zhang, Haozhen, Quanyu Long, Jianzhu Bao, Tao Feng, Weizhi Zhang, Haodong Yue, and Wenya Wang. 2026.</w:t>
+      </w:r>
+      <w:r>
+        <w:t xml:space="preserve"> </w:t>
+      </w:r>
+      <w:r>
+        <w:t xml:space="preserve">“</w:t>
+      </w:r>
+      <w:r>
+        <w:t xml:space="preserve">MemSkill</w:t>
+      </w:r>
+      <w:r>
+        <w:t xml:space="preserve">: Learning and Evolving Memory Skills for Self-Evolving Agents.”</w:t>
       </w:r>
       <w:r>
         <w:t xml:space="preserve"> </w:t>
@@ -1890,34 +2052,34 @@
           <w:i/>
           <w:iCs/>
         </w:rPr>
-        <w:t xml:space="preserve">Proceedings of the 42nd International Conference on Machine Learning</w:t>
-      </w:r>
-      <w:r>
-        <w:t xml:space="preserve">, 267:63897–911. Proceedings of Machine Learning Research. PMLR.</w:t>
-      </w:r>
-      <w:r>
-        <w:t xml:space="preserve"> </w:t>
-      </w:r>
-      <w:hyperlink r:id="rId88">
-        <w:r>
-          <w:rPr>
-            <w:rStyle w:val="Hyperlink"/>
-          </w:rPr>
-          <w:t xml:space="preserve">https://proceedings.mlr.press/v267/wang25bx.html</w:t>
-        </w:r>
-      </w:hyperlink>
-      <w:r>
-        <w:t xml:space="preserve">.</w:t>
-      </w:r>
-    </w:p>
-    <w:bookmarkEnd w:id="89"/>
-    <w:bookmarkStart w:id="91" w:name="ref-wu2026maestro"/>
-    <w:p>
-      <w:pPr>
-        <w:pStyle w:val="Bibliography"/>
-      </w:pPr>
-      <w:r>
-        <w:t xml:space="preserve">Wu, Jinyang, Guocheng Zhai, Ruihan Jin, Yuhao Shen, Zhengxi Lu, Fan Zhang, Haoran Luo, Zheng Lian, Zhengqi Wen, and Jianhua Tao. 2026.</w:t>
+        <w:t xml:space="preserve">Advances in Neural Information Processing Systems</w:t>
+      </w:r>
+      <w:r>
+        <w:t xml:space="preserve">.</w:t>
+      </w:r>
+      <w:r>
+        <w:t xml:space="preserve"> </w:t>
+      </w:r>
+      <w:hyperlink r:id="rId96">
+        <w:r>
+          <w:rPr>
+            <w:rStyle w:val="Hyperlink"/>
+          </w:rPr>
+          <w:t xml:space="preserve">https://neurips.cc/virtual/2026/poster/155719</w:t>
+        </w:r>
+      </w:hyperlink>
+      <w:r>
+        <w:t xml:space="preserve">.</w:t>
+      </w:r>
+    </w:p>
+    <w:bookmarkEnd w:id="97"/>
+    <w:bookmarkStart w:id="99" w:name="ref-zhang-etal-2025-toolexpnet"/>
+    <w:p>
+      <w:pPr>
+        <w:pStyle w:val="Bibliography"/>
+      </w:pPr>
+      <w:r>
+        <w:t xml:space="preserve">Zhang, Zijing, Zhanpeng Chen, He Zhu, Ziyang Chen, Nan Du, and Xiaolong Li. 2025.</w:t>
       </w:r>
       <w:r>
         <w:t xml:space="preserve"> </w:t>
@@ -1926,34 +2088,65 @@
         <w:t xml:space="preserve">“</w:t>
       </w:r>
       <w:r>
-        <w:t xml:space="preserve">Maestro</w:t>
-      </w:r>
-      <w:r>
-        <w:t xml:space="preserve">: Reinforcement Learning to Orchestrate Hierarchical Model-Skill Ensembles.”</w:t>
-      </w:r>
-      <w:r>
-        <w:t xml:space="preserve"> </w:t>
-      </w:r>
-      <w:hyperlink r:id="rId90">
-        <w:r>
-          <w:rPr>
-            <w:rStyle w:val="Hyperlink"/>
-          </w:rPr>
-          <w:t xml:space="preserve">https://arxiv.org/abs/2605.22177</w:t>
-        </w:r>
-      </w:hyperlink>
-      <w:r>
-        <w:t xml:space="preserve">.</w:t>
-      </w:r>
-    </w:p>
-    <w:bookmarkEnd w:id="91"/>
-    <w:bookmarkStart w:id="93" w:name="ref-xia2026skillrl"/>
-    <w:p>
-      <w:pPr>
-        <w:pStyle w:val="Bibliography"/>
-      </w:pPr>
-      <w:r>
-        <w:t xml:space="preserve">Xia, Peng, Jianwen Chen, Hanyang Wang, Jiaqi Liu, Kaide Zeng, Yu Wang, Siwei Han, et al. 2026.</w:t>
+        <w:t xml:space="preserve">ToolExpNet</w:t>
+      </w:r>
+      <w:r>
+        <w:t xml:space="preserve">: Optimizing Multi-Tool Selection in</w:t>
+      </w:r>
+      <w:r>
+        <w:t xml:space="preserve"> </w:t>
+      </w:r>
+      <w:r>
+        <w:t xml:space="preserve">LLMs</w:t>
+      </w:r>
+      <w:r>
+        <w:t xml:space="preserve"> </w:t>
+      </w:r>
+      <w:r>
+        <w:t xml:space="preserve">with Similarity and Dependency-Aware Experience Networks.”</w:t>
+      </w:r>
+      <w:r>
+        <w:t xml:space="preserve"> </w:t>
+      </w:r>
+      <w:r>
+        <w:t xml:space="preserve">In</w:t>
+      </w:r>
+      <w:r>
+        <w:t xml:space="preserve"> </w:t>
+      </w:r>
+      <w:r>
+        <w:rPr>
+          <w:i/>
+          <w:iCs/>
+        </w:rPr>
+        <w:t xml:space="preserve">Findings of the Association for Computational Linguistics: ACL 2025</w:t>
+      </w:r>
+      <w:r>
+        <w:t xml:space="preserve">, 15706–22. Vienna, Austria: Association for Computational Linguistics.</w:t>
+      </w:r>
+      <w:r>
+        <w:t xml:space="preserve"> </w:t>
+      </w:r>
+      <w:hyperlink r:id="rId98">
+        <w:r>
+          <w:rPr>
+            <w:rStyle w:val="Hyperlink"/>
+          </w:rPr>
+          <w:t xml:space="preserve">https://doi.org/10.18653/v1/2025.findings-acl.811</w:t>
+        </w:r>
+      </w:hyperlink>
+      <w:r>
+        <w:t xml:space="preserve">.</w:t>
+      </w:r>
+    </w:p>
+    <w:bookmarkEnd w:id="99"/>
+    <w:bookmarkStart w:id="101" w:name="ref-zheng2026skillrouter"/>
+    <w:p>
+      <w:pPr>
+        <w:pStyle w:val="Bibliography"/>
+      </w:pPr>
+      <w:r>
+        <w:t xml:space="preserve">Zheng, YanZhao, ZhenTao Zhang, Chao Ma, YuanQiang Yu, JiHuai Zhu, Yong Wu, Tianze Xu, et al. 2026.</w:t>
       </w:r>
       <w:r>
         <w:t xml:space="preserve"> </w:t>
@@ -1962,34 +2155,46 @@
         <w:t xml:space="preserve">“</w:t>
       </w:r>
       <w:r>
-        <w:t xml:space="preserve">SkillRL</w:t>
-      </w:r>
-      <w:r>
-        <w:t xml:space="preserve">: Evolving Agents via Recursive Skill-Augmented Reinforcement Learning.”</w:t>
-      </w:r>
-      <w:r>
-        <w:t xml:space="preserve"> </w:t>
-      </w:r>
-      <w:hyperlink r:id="rId92">
-        <w:r>
-          <w:rPr>
-            <w:rStyle w:val="Hyperlink"/>
-          </w:rPr>
-          <w:t xml:space="preserve">https://arxiv.org/abs/2602.08234</w:t>
-        </w:r>
-      </w:hyperlink>
-      <w:r>
-        <w:t xml:space="preserve">.</w:t>
-      </w:r>
-    </w:p>
-    <w:bookmarkEnd w:id="93"/>
-    <w:bookmarkStart w:id="95" w:name="ref-xia2026grasp"/>
-    <w:p>
-      <w:pPr>
-        <w:pStyle w:val="Bibliography"/>
-      </w:pPr>
-      <w:r>
-        <w:t xml:space="preserve">Xia, Tianle, Lingxiang Hu, Yiding Sun, Ming Xu, Lan Xu, Siying Wang, Wei Xu, and Jie Jiang. 2026.</w:t>
+        <w:t xml:space="preserve">SkillRouter</w:t>
+      </w:r>
+      <w:r>
+        <w:t xml:space="preserve">: Skill Routing for</w:t>
+      </w:r>
+      <w:r>
+        <w:t xml:space="preserve"> </w:t>
+      </w:r>
+      <w:r>
+        <w:t xml:space="preserve">LLM</w:t>
+      </w:r>
+      <w:r>
+        <w:t xml:space="preserve"> </w:t>
+      </w:r>
+      <w:r>
+        <w:t xml:space="preserve">Agents at Scale.”</w:t>
+      </w:r>
+      <w:r>
+        <w:t xml:space="preserve"> </w:t>
+      </w:r>
+      <w:hyperlink r:id="rId100">
+        <w:r>
+          <w:rPr>
+            <w:rStyle w:val="Hyperlink"/>
+          </w:rPr>
+          <w:t xml:space="preserve">https://arxiv.org/abs/2603.22455</w:t>
+        </w:r>
+      </w:hyperlink>
+      <w:r>
+        <w:t xml:space="preserve">.</w:t>
+      </w:r>
+    </w:p>
+    <w:bookmarkEnd w:id="101"/>
+    <w:bookmarkStart w:id="103" w:name="ref-zhou2026mementoskills"/>
+    <w:p>
+      <w:pPr>
+        <w:pStyle w:val="Bibliography"/>
+      </w:pPr>
+      <w:r>
+        <w:t xml:space="preserve">Zhou, Huichi, Siyuan Guo, Anjie Liu, Zhongwei Yu, Ziqin Gong, Bowen Zhao, Zhixun Chen, et al. 2026.</w:t>
       </w:r>
       <w:r>
         <w:t xml:space="preserve"> </w:t>
@@ -1998,10 +2203,101 @@
         <w:t xml:space="preserve">“</w:t>
       </w:r>
       <w:r>
-        <w:t xml:space="preserve">GraSP</w:t>
-      </w:r>
-      <w:r>
-        <w:t xml:space="preserve">: Graph-Structured Skill Compositions for</w:t>
+        <w:t xml:space="preserve">Memento-Skills</w:t>
+      </w:r>
+      <w:r>
+        <w:t xml:space="preserve">: Let Agents Design Agents.”</w:t>
+      </w:r>
+      <w:r>
+        <w:t xml:space="preserve"> </w:t>
+      </w:r>
+      <w:hyperlink r:id="rId102">
+        <w:r>
+          <w:rPr>
+            <w:rStyle w:val="Hyperlink"/>
+          </w:rPr>
+          <w:t xml:space="preserve">https://arxiv.org/abs/2603.18743</w:t>
+        </w:r>
+      </w:hyperlink>
+      <w:r>
+        <w:t xml:space="preserve">.</w:t>
+      </w:r>
+    </w:p>
+    <w:bookmarkEnd w:id="103"/>
+    <w:bookmarkStart w:id="105" w:name="ref-NEURIPS2024_e41efb03"/>
+    <w:p>
+      <w:pPr>
+        <w:pStyle w:val="Bibliography"/>
+      </w:pPr>
+      <w:r>
+        <w:t xml:space="preserve">Zhou, Pei, Jay Pujara, Xiang Ren, Xinyun Chen, Heng-Tze Cheng, Quoc V. Le, Ed H. Chi, Denny Zhou, Swaroop Mishra, and Huaixiu Steven Zheng. 2024.</w:t>
+      </w:r>
+      <w:r>
+        <w:t xml:space="preserve"> </w:t>
+      </w:r>
+      <w:r>
+        <w:t xml:space="preserve">“</w:t>
+      </w:r>
+      <w:r>
+        <w:t xml:space="preserve">SELF-DISCOVER</w:t>
+      </w:r>
+      <w:r>
+        <w:t xml:space="preserve">: Large Language Models Self-Compose Reasoning Structures.”</w:t>
+      </w:r>
+      <w:r>
+        <w:t xml:space="preserve"> </w:t>
+      </w:r>
+      <w:r>
+        <w:t xml:space="preserve">In</w:t>
+      </w:r>
+      <w:r>
+        <w:t xml:space="preserve"> </w:t>
+      </w:r>
+      <w:r>
+        <w:rPr>
+          <w:i/>
+          <w:iCs/>
+        </w:rPr>
+        <w:t xml:space="preserve">Advances in Neural Information Processing Systems</w:t>
+      </w:r>
+      <w:r>
+        <w:t xml:space="preserve">, 37:126032–58. Curran Associates, Inc.</w:t>
+      </w:r>
+      <w:r>
+        <w:t xml:space="preserve"> </w:t>
+      </w:r>
+      <w:hyperlink r:id="rId104">
+        <w:r>
+          <w:rPr>
+            <w:rStyle w:val="Hyperlink"/>
+          </w:rPr>
+          <w:t xml:space="preserve">https://doi.org/10.52202/079017-4004</w:t>
+        </w:r>
+      </w:hyperlink>
+      <w:r>
+        <w:t xml:space="preserve">.</w:t>
+      </w:r>
+    </w:p>
+    <w:bookmarkEnd w:id="105"/>
+    <w:bookmarkStart w:id="107" w:name="ref-NEURIPS2023_9cb2a749"/>
+    <w:p>
+      <w:pPr>
+        <w:pStyle w:val="Bibliography"/>
+      </w:pPr>
+      <w:r>
+        <w:t xml:space="preserve">Zhuang, Yuchen, Yue Yu, Kuan Wang, Haotian Sun, and Chao Zhang. 2023.</w:t>
+      </w:r>
+      <w:r>
+        <w:t xml:space="preserve"> </w:t>
+      </w:r>
+      <w:r>
+        <w:t xml:space="preserve">“</w:t>
+      </w:r>
+      <w:r>
+        <w:t xml:space="preserve">ToolQA</w:t>
+      </w:r>
+      <w:r>
+        <w:t xml:space="preserve">: A Dataset for</w:t>
       </w:r>
       <w:r>
         <w:t xml:space="preserve"> </w:t>
@@ -2013,31 +2309,50 @@
         <w:t xml:space="preserve"> </w:t>
       </w:r>
       <w:r>
-        <w:t xml:space="preserve">Agents.”</w:t>
-      </w:r>
-      <w:r>
-        <w:t xml:space="preserve"> </w:t>
-      </w:r>
-      <w:hyperlink r:id="rId94">
-        <w:r>
-          <w:rPr>
-            <w:rStyle w:val="Hyperlink"/>
-          </w:rPr>
-          <w:t xml:space="preserve">https://arxiv.org/abs/2604.17870</w:t>
-        </w:r>
-      </w:hyperlink>
-      <w:r>
-        <w:t xml:space="preserve">.</w:t>
-      </w:r>
-    </w:p>
-    <w:bookmarkEnd w:id="95"/>
-    <w:bookmarkStart w:id="97" w:name="X3991e5c1cff0ce27a865d11804560ea7a12b6db"/>
-    <w:p>
-      <w:pPr>
-        <w:pStyle w:val="Bibliography"/>
-      </w:pPr>
-      <w:r>
-        <w:t xml:space="preserve">Xiao, Yunzhong, Yangmin Li, Hewei Wang, Yunlong Tang, and Zora Zhiruo Wang. 2025.</w:t>
+        <w:t xml:space="preserve">Question Answering with External Tools.”</w:t>
+      </w:r>
+      <w:r>
+        <w:t xml:space="preserve"> </w:t>
+      </w:r>
+      <w:r>
+        <w:t xml:space="preserve">In</w:t>
+      </w:r>
+      <w:r>
+        <w:t xml:space="preserve"> </w:t>
+      </w:r>
+      <w:r>
+        <w:rPr>
+          <w:i/>
+          <w:iCs/>
+        </w:rPr>
+        <w:t xml:space="preserve">Advances in Neural Information Processing Systems</w:t>
+      </w:r>
+      <w:r>
+        <w:t xml:space="preserve">, 36:50117–43. Curran Associates, Inc.</w:t>
+      </w:r>
+      <w:r>
+        <w:t xml:space="preserve"> </w:t>
+      </w:r>
+      <w:hyperlink r:id="rId106">
+        <w:r>
+          <w:rPr>
+            <w:rStyle w:val="Hyperlink"/>
+          </w:rPr>
+          <w:t xml:space="preserve">https://doi.org/10.52202/075280-2180</w:t>
+        </w:r>
+      </w:hyperlink>
+      <w:r>
+        <w:t xml:space="preserve">.</w:t>
+      </w:r>
+    </w:p>
+    <w:bookmarkEnd w:id="107"/>
+    <w:bookmarkStart w:id="109" w:name="ref-ICLR2025_a6a90bcc"/>
+    <w:p>
+      <w:pPr>
+        <w:pStyle w:val="Bibliography"/>
+      </w:pPr>
+      <w:r>
+        <w:t xml:space="preserve">Zhuo, Terry Yue, Minh Chien Vu, Jenny Chim, Han Hu, Wenhao Yu, Ratnadira Widyasari, Imam Nur Bani Yusuf, et al. 2025.</w:t>
       </w:r>
       <w:r>
         <w:t xml:space="preserve"> </w:t>
@@ -2046,46 +2361,10 @@
         <w:t xml:space="preserve">“</w:t>
       </w:r>
       <w:r>
-        <w:t xml:space="preserve">ToolMem</w:t>
-      </w:r>
-      <w:r>
-        <w:t xml:space="preserve">: Enhancing Multimodal Agents with Learnable Tool Capability Memory.”</w:t>
-      </w:r>
-      <w:r>
-        <w:t xml:space="preserve"> </w:t>
-      </w:r>
-      <w:hyperlink r:id="rId96">
-        <w:r>
-          <w:rPr>
-            <w:rStyle w:val="Hyperlink"/>
-          </w:rPr>
-          <w:t xml:space="preserve">https://arxiv.org/abs/2510.06664</w:t>
-        </w:r>
-      </w:hyperlink>
-      <w:r>
-        <w:t xml:space="preserve">.</w:t>
-      </w:r>
-    </w:p>
-    <w:bookmarkEnd w:id="97"/>
-    <w:bookmarkStart w:id="99" w:name="ref-NEURIPS2025_136a45cd"/>
-    <w:p>
-      <w:pPr>
-        <w:pStyle w:val="Bibliography"/>
-      </w:pPr>
-      <w:r>
-        <w:t xml:space="preserve">Zhang, Guibin, Muxin Fu, Kun Wang, Frank Wan, Miao Yu, and Shuicheng Yan. 2025.</w:t>
-      </w:r>
-      <w:r>
-        <w:t xml:space="preserve"> </w:t>
-      </w:r>
-      <w:r>
-        <w:t xml:space="preserve">“</w:t>
-      </w:r>
-      <w:r>
-        <w:t xml:space="preserve">G-Memory</w:t>
-      </w:r>
-      <w:r>
-        <w:t xml:space="preserve">: Tracing Hierarchical Memory for Multi-Agent Systems.”</w:t>
+        <w:t xml:space="preserve">BigCodeBench</w:t>
+      </w:r>
+      <w:r>
+        <w:t xml:space="preserve">: Benchmarking Code Generation with Diverse Function Calls and Complex Instructions.”</w:t>
       </w:r>
       <w:r>
         <w:t xml:space="preserve"> </w:t>
@@ -2101,252 +2380,10 @@
           <w:i/>
           <w:iCs/>
         </w:rPr>
-        <w:t xml:space="preserve">Advances in Neural Information Processing Systems</w:t>
-      </w:r>
-      <w:r>
-        <w:t xml:space="preserve">, 38, Main Conference:12988–3018. Curran Associates, Inc.</w:t>
-      </w:r>
-      <w:r>
-        <w:t xml:space="preserve"> </w:t>
-      </w:r>
-      <w:hyperlink r:id="rId98">
-        <w:r>
-          <w:rPr>
-            <w:rStyle w:val="Hyperlink"/>
-          </w:rPr>
-          <w:t xml:space="preserve">https://doi.org/10.52202/085713-0439</w:t>
-        </w:r>
-      </w:hyperlink>
-      <w:r>
-        <w:t xml:space="preserve">.</w:t>
-      </w:r>
-    </w:p>
-    <w:bookmarkEnd w:id="99"/>
-    <w:bookmarkStart w:id="101" w:name="ref-zhang2026memskill"/>
-    <w:p>
-      <w:pPr>
-        <w:pStyle w:val="Bibliography"/>
-      </w:pPr>
-      <w:r>
-        <w:t xml:space="preserve">Zhang, Haozhen, Quanyu Long, Jianzhu Bao, Tao Feng, Weizhi Zhang, Haodong Yue, and Wenya Wang. 2026.</w:t>
-      </w:r>
-      <w:r>
-        <w:t xml:space="preserve"> </w:t>
-      </w:r>
-      <w:r>
-        <w:t xml:space="preserve">“</w:t>
-      </w:r>
-      <w:r>
-        <w:t xml:space="preserve">MemSkill</w:t>
-      </w:r>
-      <w:r>
-        <w:t xml:space="preserve">: Learning and Evolving Memory Skills for Self-Evolving Agents.”</w:t>
-      </w:r>
-      <w:r>
-        <w:t xml:space="preserve"> </w:t>
-      </w:r>
-      <w:r>
-        <w:t xml:space="preserve">In</w:t>
-      </w:r>
-      <w:r>
-        <w:t xml:space="preserve"> </w:t>
-      </w:r>
-      <w:r>
-        <w:rPr>
-          <w:i/>
-          <w:iCs/>
-        </w:rPr>
-        <w:t xml:space="preserve">Advances in Neural Information Processing Systems</w:t>
-      </w:r>
-      <w:r>
-        <w:t xml:space="preserve">.</w:t>
-      </w:r>
-      <w:r>
-        <w:t xml:space="preserve"> </w:t>
-      </w:r>
-      <w:hyperlink r:id="rId100">
-        <w:r>
-          <w:rPr>
-            <w:rStyle w:val="Hyperlink"/>
-          </w:rPr>
-          <w:t xml:space="preserve">https://neurips.cc/virtual/2026/poster/155719</w:t>
-        </w:r>
-      </w:hyperlink>
-      <w:r>
-        <w:t xml:space="preserve">.</w:t>
-      </w:r>
-    </w:p>
-    <w:bookmarkEnd w:id="101"/>
-    <w:bookmarkStart w:id="103" w:name="ref-zhang-etal-2025-toolexpnet"/>
-    <w:p>
-      <w:pPr>
-        <w:pStyle w:val="Bibliography"/>
-      </w:pPr>
-      <w:r>
-        <w:t xml:space="preserve">Zhang, Zijing, Zhanpeng Chen, He Zhu, Ziyang Chen, Nan Du, and Xiaolong Li. 2025.</w:t>
-      </w:r>
-      <w:r>
-        <w:t xml:space="preserve"> </w:t>
-      </w:r>
-      <w:r>
-        <w:t xml:space="preserve">“</w:t>
-      </w:r>
-      <w:r>
-        <w:t xml:space="preserve">ToolExpNet</w:t>
-      </w:r>
-      <w:r>
-        <w:t xml:space="preserve">: Optimizing Multi-Tool Selection in</w:t>
-      </w:r>
-      <w:r>
-        <w:t xml:space="preserve"> </w:t>
-      </w:r>
-      <w:r>
-        <w:t xml:space="preserve">LLMs</w:t>
-      </w:r>
-      <w:r>
-        <w:t xml:space="preserve"> </w:t>
-      </w:r>
-      <w:r>
-        <w:t xml:space="preserve">with Similarity and Dependency-Aware Experience Networks.”</w:t>
-      </w:r>
-      <w:r>
-        <w:t xml:space="preserve"> </w:t>
-      </w:r>
-      <w:r>
-        <w:t xml:space="preserve">In</w:t>
-      </w:r>
-      <w:r>
-        <w:t xml:space="preserve"> </w:t>
-      </w:r>
-      <w:r>
-        <w:rPr>
-          <w:i/>
-          <w:iCs/>
-        </w:rPr>
-        <w:t xml:space="preserve">Findings of the Association for Computational Linguistics: ACL 2025</w:t>
-      </w:r>
-      <w:r>
-        <w:t xml:space="preserve">, 15706–22. Vienna, Austria: Association for Computational Linguistics.</w:t>
-      </w:r>
-      <w:r>
-        <w:t xml:space="preserve"> </w:t>
-      </w:r>
-      <w:hyperlink r:id="rId102">
-        <w:r>
-          <w:rPr>
-            <w:rStyle w:val="Hyperlink"/>
-          </w:rPr>
-          <w:t xml:space="preserve">https://doi.org/10.18653/v1/2025.findings-acl.811</w:t>
-        </w:r>
-      </w:hyperlink>
-      <w:r>
-        <w:t xml:space="preserve">.</w:t>
-      </w:r>
-    </w:p>
-    <w:bookmarkEnd w:id="103"/>
-    <w:bookmarkStart w:id="105" w:name="ref-zheng2025skillweaver"/>
-    <w:p>
-      <w:pPr>
-        <w:pStyle w:val="Bibliography"/>
-      </w:pPr>
-      <w:r>
-        <w:t xml:space="preserve">Zheng, Boyuan, Michael Y. Fatemi, Xiaolong Jin, Zora Zhiruo Wang, Apurva Gandhi, Yueqi Song, Yu Gu, et al. 2025.</w:t>
-      </w:r>
-      <w:r>
-        <w:t xml:space="preserve"> </w:t>
-      </w:r>
-      <w:r>
-        <w:t xml:space="preserve">“</w:t>
-      </w:r>
-      <w:r>
-        <w:t xml:space="preserve">SkillWeaver</w:t>
-      </w:r>
-      <w:r>
-        <w:t xml:space="preserve">: Web Agents Can Self-Improve by Discovering and Honing Skills.”</w:t>
-      </w:r>
-      <w:r>
-        <w:t xml:space="preserve"> </w:t>
-      </w:r>
-      <w:hyperlink r:id="rId104">
-        <w:r>
-          <w:rPr>
-            <w:rStyle w:val="Hyperlink"/>
-          </w:rPr>
-          <w:t xml:space="preserve">https://arxiv.org/abs/2504.07079</w:t>
-        </w:r>
-      </w:hyperlink>
-      <w:r>
-        <w:t xml:space="preserve">.</w:t>
-      </w:r>
-    </w:p>
-    <w:bookmarkEnd w:id="105"/>
-    <w:bookmarkStart w:id="107" w:name="ref-zheng2026skillrouter"/>
-    <w:p>
-      <w:pPr>
-        <w:pStyle w:val="Bibliography"/>
-      </w:pPr>
-      <w:r>
-        <w:t xml:space="preserve">Zheng, YanZhao, ZhenTao Zhang, Chao Ma, YuanQiang Yu, JiHuai Zhu, Yong Wu, Tianze Xu, et al. 2026.</w:t>
-      </w:r>
-      <w:r>
-        <w:t xml:space="preserve"> </w:t>
-      </w:r>
-      <w:r>
-        <w:t xml:space="preserve">“</w:t>
-      </w:r>
-      <w:r>
-        <w:t xml:space="preserve">SkillRouter</w:t>
-      </w:r>
-      <w:r>
-        <w:t xml:space="preserve">: Skill Routing for</w:t>
-      </w:r>
-      <w:r>
-        <w:t xml:space="preserve"> </w:t>
-      </w:r>
-      <w:r>
-        <w:t xml:space="preserve">LLM</w:t>
-      </w:r>
-      <w:r>
-        <w:t xml:space="preserve"> </w:t>
-      </w:r>
-      <w:r>
-        <w:t xml:space="preserve">Agents at Scale.”</w:t>
-      </w:r>
-      <w:r>
-        <w:t xml:space="preserve"> </w:t>
-      </w:r>
-      <w:hyperlink r:id="rId106">
-        <w:r>
-          <w:rPr>
-            <w:rStyle w:val="Hyperlink"/>
-          </w:rPr>
-          <w:t xml:space="preserve">https://arxiv.org/abs/2603.22455</w:t>
-        </w:r>
-      </w:hyperlink>
-      <w:r>
-        <w:t xml:space="preserve">.</w:t>
-      </w:r>
-    </w:p>
-    <w:bookmarkEnd w:id="107"/>
-    <w:bookmarkStart w:id="109" w:name="ref-zhou2026mementoskills"/>
-    <w:p>
-      <w:pPr>
-        <w:pStyle w:val="Bibliography"/>
-      </w:pPr>
-      <w:r>
-        <w:t xml:space="preserve">Zhou, Huichi, Siyuan Guo, Anjie Liu, Zhongwei Yu, Ziqin Gong, Bowen Zhao, Zhixun Chen, et al. 2026.</w:t>
-      </w:r>
-      <w:r>
-        <w:t xml:space="preserve"> </w:t>
-      </w:r>
-      <w:r>
-        <w:t xml:space="preserve">“</w:t>
-      </w:r>
-      <w:r>
-        <w:t xml:space="preserve">Memento-Skills</w:t>
-      </w:r>
-      <w:r>
-        <w:t xml:space="preserve">: Let Agents Design Agents.”</w:t>
+        <w:t xml:space="preserve">International Conference on Learning Representations</w:t>
+      </w:r>
+      <w:r>
+        <w:t xml:space="preserve">, 2025:66602–56.</w:t>
       </w:r>
       <w:r>
         <w:t xml:space="preserve"> </w:t>
@@ -2356,7 +2393,7 @@
           <w:rPr>
             <w:rStyle w:val="Hyperlink"/>
           </w:rPr>
-          <w:t xml:space="preserve">https://arxiv.org/abs/2603.18743</w:t>
+          <w:t xml:space="preserve">https://proceedings.iclr.cc/paper\_files/paper/2025/file/a6a90bcc2aa470c3871b2d39a67d26e8-Paper-Conference.pdf</w:t>
         </w:r>
       </w:hyperlink>
       <w:r>
@@ -2364,185 +2401,8 @@
       </w:r>
     </w:p>
     <w:bookmarkEnd w:id="109"/>
-    <w:bookmarkStart w:id="111" w:name="ref-NEURIPS2024_e41efb03"/>
-    <w:p>
-      <w:pPr>
-        <w:pStyle w:val="Bibliography"/>
-      </w:pPr>
-      <w:r>
-        <w:t xml:space="preserve">Zhou, Pei, Jay Pujara, Xiang Ren, Xinyun Chen, Heng-Tze Cheng, Quoc V. Le, Ed H. Chi, Denny Zhou, Swaroop Mishra, and Huaixiu Steven Zheng. 2024.</w:t>
-      </w:r>
-      <w:r>
-        <w:t xml:space="preserve"> </w:t>
-      </w:r>
-      <w:r>
-        <w:t xml:space="preserve">“</w:t>
-      </w:r>
-      <w:r>
-        <w:t xml:space="preserve">SELF-DISCOVER</w:t>
-      </w:r>
-      <w:r>
-        <w:t xml:space="preserve">: Large Language Models Self-Compose Reasoning Structures.”</w:t>
-      </w:r>
-      <w:r>
-        <w:t xml:space="preserve"> </w:t>
-      </w:r>
-      <w:r>
-        <w:t xml:space="preserve">In</w:t>
-      </w:r>
-      <w:r>
-        <w:t xml:space="preserve"> </w:t>
-      </w:r>
-      <w:r>
-        <w:rPr>
-          <w:i/>
-          <w:iCs/>
-        </w:rPr>
-        <w:t xml:space="preserve">Advances in Neural Information Processing Systems</w:t>
-      </w:r>
-      <w:r>
-        <w:t xml:space="preserve">, 37:126032–58. Curran Associates, Inc.</w:t>
-      </w:r>
-      <w:r>
-        <w:t xml:space="preserve"> </w:t>
-      </w:r>
-      <w:hyperlink r:id="rId110">
-        <w:r>
-          <w:rPr>
-            <w:rStyle w:val="Hyperlink"/>
-          </w:rPr>
-          <w:t xml:space="preserve">https://doi.org/10.52202/079017-4004</w:t>
-        </w:r>
-      </w:hyperlink>
-      <w:r>
-        <w:t xml:space="preserve">.</w:t>
-      </w:r>
-    </w:p>
+    <w:bookmarkEnd w:id="110"/>
     <w:bookmarkEnd w:id="111"/>
-    <w:bookmarkStart w:id="113" w:name="ref-NEURIPS2023_9cb2a749"/>
-    <w:p>
-      <w:pPr>
-        <w:pStyle w:val="Bibliography"/>
-      </w:pPr>
-      <w:r>
-        <w:t xml:space="preserve">Zhuang, Yuchen, Yue Yu, Kuan Wang, Haotian Sun, and Chao Zhang. 2023.</w:t>
-      </w:r>
-      <w:r>
-        <w:t xml:space="preserve"> </w:t>
-      </w:r>
-      <w:r>
-        <w:t xml:space="preserve">“</w:t>
-      </w:r>
-      <w:r>
-        <w:t xml:space="preserve">ToolQA</w:t>
-      </w:r>
-      <w:r>
-        <w:t xml:space="preserve">: A Dataset for</w:t>
-      </w:r>
-      <w:r>
-        <w:t xml:space="preserve"> </w:t>
-      </w:r>
-      <w:r>
-        <w:t xml:space="preserve">LLM</w:t>
-      </w:r>
-      <w:r>
-        <w:t xml:space="preserve"> </w:t>
-      </w:r>
-      <w:r>
-        <w:t xml:space="preserve">Question Answering with External Tools.”</w:t>
-      </w:r>
-      <w:r>
-        <w:t xml:space="preserve"> </w:t>
-      </w:r>
-      <w:r>
-        <w:t xml:space="preserve">In</w:t>
-      </w:r>
-      <w:r>
-        <w:t xml:space="preserve"> </w:t>
-      </w:r>
-      <w:r>
-        <w:rPr>
-          <w:i/>
-          <w:iCs/>
-        </w:rPr>
-        <w:t xml:space="preserve">Advances in Neural Information Processing Systems</w:t>
-      </w:r>
-      <w:r>
-        <w:t xml:space="preserve">, 36:50117–43. Curran Associates, Inc.</w:t>
-      </w:r>
-      <w:r>
-        <w:t xml:space="preserve"> </w:t>
-      </w:r>
-      <w:hyperlink r:id="rId112">
-        <w:r>
-          <w:rPr>
-            <w:rStyle w:val="Hyperlink"/>
-          </w:rPr>
-          <w:t xml:space="preserve">https://doi.org/10.52202/075280-2180</w:t>
-        </w:r>
-      </w:hyperlink>
-      <w:r>
-        <w:t xml:space="preserve">.</w:t>
-      </w:r>
-    </w:p>
-    <w:bookmarkEnd w:id="113"/>
-    <w:bookmarkStart w:id="115" w:name="ref-ICLR2025_a6a90bcc"/>
-    <w:p>
-      <w:pPr>
-        <w:pStyle w:val="Bibliography"/>
-      </w:pPr>
-      <w:r>
-        <w:t xml:space="preserve">Zhuo, Terry Yue, Minh Chien Vu, Jenny Chim, Han Hu, Wenhao Yu, Ratnadira Widyasari, Imam Nur Bani Yusuf, et al. 2025.</w:t>
-      </w:r>
-      <w:r>
-        <w:t xml:space="preserve"> </w:t>
-      </w:r>
-      <w:r>
-        <w:t xml:space="preserve">“</w:t>
-      </w:r>
-      <w:r>
-        <w:t xml:space="preserve">BigCodeBench</w:t>
-      </w:r>
-      <w:r>
-        <w:t xml:space="preserve">: Benchmarking Code Generation with Diverse Function Calls and Complex Instructions.”</w:t>
-      </w:r>
-      <w:r>
-        <w:t xml:space="preserve"> </w:t>
-      </w:r>
-      <w:r>
-        <w:t xml:space="preserve">In</w:t>
-      </w:r>
-      <w:r>
-        <w:t xml:space="preserve"> </w:t>
-      </w:r>
-      <w:r>
-        <w:rPr>
-          <w:i/>
-          <w:iCs/>
-        </w:rPr>
-        <w:t xml:space="preserve">International Conference on Learning Representations</w:t>
-      </w:r>
-      <w:r>
-        <w:t xml:space="preserve">, 2025:66602–56.</w:t>
-      </w:r>
-      <w:r>
-        <w:t xml:space="preserve"> </w:t>
-      </w:r>
-      <w:hyperlink r:id="rId114">
-        <w:r>
-          <w:rPr>
-            <w:rStyle w:val="Hyperlink"/>
-          </w:rPr>
-          <w:t xml:space="preserve">https://proceedings.iclr.cc/paper\_files/paper/2025/file/a6a90bcc2aa470c3871b2d39a67d26e8-Paper-Conference.pdf</w:t>
-        </w:r>
-      </w:hyperlink>
-      <w:r>
-        <w:t xml:space="preserve">.</w:t>
-      </w:r>
-    </w:p>
-    <w:bookmarkEnd w:id="115"/>
-    <w:bookmarkEnd w:id="116"/>
-    <w:bookmarkEnd w:id="117"/>
     <w:sectPr>
       <w:footnotePr>
         <w:numRestart w:val="eachSect"/>
